--- a/assets/docs/lang-noi-phet-duong-son.docx
+++ b/assets/docs/lang-noi-phet-duong-son.docx
@@ -25,7 +25,7 @@
     </w:p>
     <w:p>
       <w:r>
-        <w:t>Làng Dương Sơn thuộc xã Nhã Nam, tỉnh Bắc Ninh (trước ngày 01/7/2025 thuộc xã Tân Trung / Liên Sơn, huyện Tân Yên, tỉnh Bắc Giang). Vùng quê trù phú này từ lâu đã nổi tiếng khắp vùng Kinh Bắc và cả nước với danh xưng văn hóa dân gian độc đáo: 'Làng nói phét Dương Sơn'.</w:t>
+        <w:t>Làng Dương Sơn thuộc xã Nhã Nam, tỉnh Bắc Ninh (trước ngày 01/7/2025 thuộc xã Liên Sơn, huyện Tân Yên, tỉnh Bắc Giang). Vùng quê trù phú này từ lâu đã nổi tiếng khắp vùng Kinh Bắc và cả nước với danh xưng văn hóa dân gian độc đáo: 'Làng nói phét Dương Sơn'.</w:t>
       </w:r>
     </w:p>
     <w:p/>
